--- a/published/ai-family/03_patterns_in_play/03_perception/lecture-content/03_perception-module.docx
+++ b/published/ai-family/03_patterns_in_play/03_perception/lecture-content/03_perception-module.docx
@@ -4,7 +4,7 @@
   <w:body>
     <w:p>
       <w:r>
-        <w:t>Module 03: Perception in Family</w:t>
+        <w:t>Module 03: Perception — Reading the Room</w:t>
       </w:r>
     </w:p>
     <w:p>
@@ -14,71 +14,111 @@
     </w:p>
     <w:p>
       <w:r>
-        <w:t>Define Perception within the context of Family.  Analyze how Perception interacts with other components of the Active Inference framework.  Apply specific constraints of Family to the formal definition of Perception.   Introduction</w:t>
+        <w:t>Understand that Perception means noticing what is happening in the game.  Learn about Social Cues (Is my friend happy or sad?).  Know that a good player gathers data with their Eyes and Ears.   Introduction: The Detective</w:t>
       </w:r>
     </w:p>
     <w:p>
       <w:r>
-        <w:t>This module explores Perception . In the Family curriculum, we approach this topic with a focus on specific applications and theoretical depth appropriate for the audience. Perception is a critical component of the 8-part Active Inference spine, bridging the gap between [Previous Topic] and [Next Topic].</w:t>
+        <w:t>A game is full of clues.</w:t>
       </w:r>
     </w:p>
     <w:p>
       <w:r>
-        <w:t>Key Concepts</w:t>
+        <w:t>Where is the ball?  Is your teammate shouting for a pass?  Is your opponent tired?</w:t>
+        <w:br/>
+        <w:t>To win the game, you have to be a Detective.</w:t>
+        <w:br/>
+        <w:t>You have to Read the Room .   Key Concepts</w:t>
       </w:r>
     </w:p>
     <w:p>
       <w:r>
-        <w:t>1. Perception as a Markov Blanket Boundary</w:t>
+        <w:t>1. Social Signals (The Hidden Language)</w:t>
       </w:r>
     </w:p>
     <w:p>
       <w:r>
-        <w:t>How does Perception define the boundary between the agent and the environment?</w:t>
+        <w:t>People send signals all the time.</w:t>
       </w:r>
     </w:p>
     <w:p>
       <w:r>
-        <w:t>2. Generative Models of Perception</w:t>
+        <w:t>Smile + Laugh : They are having fun.  Frown + Quiet : They might be sad or bored.  Red Face + Clenched Fists : They are ANGRY. (Red Alert!).</w:t>
+        <w:br/>
+        <w:t>If you miss the signals, the game might stop being fun.   2. Tone of Voice (Data in Sound)</w:t>
       </w:r>
     </w:p>
     <w:p>
       <w:r>
-        <w:t>What parameters involved in Perception must be optimized to minimize variational free energy?</w:t>
+        <w:t>"Nice job!" can mean two things.</w:t>
       </w:r>
     </w:p>
     <w:p>
       <w:r>
-        <w:t>3. Active Inference Dynamics</w:t>
+        <w:t>"Nice job!" (Happy voice) = They mean it.  "Niiice job..." (Sarcastic voice) = They think you messed up.</w:t>
+        <w:br/>
+        <w:t>You have to listen to the music of the voice, not just the words.   3. Joint Attention (Looking Together)</w:t>
       </w:r>
     </w:p>
     <w:p>
       <w:r>
-        <w:t>How does the process of Perception drive the perception-action loop?</w:t>
+        <w:t>When you point at a bird, your friend looks at the bird.</w:t>
+        <w:br/>
+        <w:t>This is Joint Attention .</w:t>
+        <w:br/>
+        <w:t>In a game, you look where the ball is going.</w:t>
+        <w:br/>
+        <w:t>Great teams look at the same goal.</w:t>
       </w:r>
     </w:p>
     <w:p>
       <w:r>
-        <w:t>Applications</w:t>
+        <w:t>Activities</w:t>
       </w:r>
     </w:p>
     <w:p>
       <w:r>
-        <w:t>In Family, we see Perception manifest in:</w:t>
-        <w:br/>
-        <w:t>* Specific Example 1 : [Add domain-specific example here]</w:t>
-        <w:br/>
-        <w:t>* Specific Example 2 : [Add domain-specific example here]</w:t>
+        <w:t>Activity 1: The Statues</w:t>
       </w:r>
     </w:p>
     <w:p>
       <w:r>
-        <w:t>Conclusion</w:t>
+        <w:t>Play "Red Light, Green Light."</w:t>
+        <w:br/>
+        <w:t>But look at the LEADER's eyes.</w:t>
+        <w:br/>
+        <w:t>If they are looking away -&gt; Move!</w:t>
+        <w:br/>
+        <w:t>If they are looking at you -&gt; Freeze!</w:t>
+        <w:br/>
+        <w:t>You are perceiving their Attention.</w:t>
       </w:r>
     </w:p>
     <w:p>
       <w:r>
-        <w:t>Understanding Perception allows us to better model complex adaptive systems. In the next module, we will expand on this foundation.</w:t>
+        <w:t>Activity 2: Tone Twisters</w:t>
+      </w:r>
+    </w:p>
+    <w:p>
+      <w:r>
+        <w:t>Say the phrase "I like apples" in different ways:</w:t>
+      </w:r>
+    </w:p>
+    <w:p>
+      <w:r>
+        <w:t>Happy.  Angry.  Sad.  Scared.</w:t>
+        <w:br/>
+        <w:t>Can your partner guess which one it is?   Summary</w:t>
+      </w:r>
+    </w:p>
+    <w:p>
+      <w:r>
+        <w:t>Perception is more than seeing. It is understanding the feelings and intentions of the people around you.</w:t>
+      </w:r>
+    </w:p>
+    <w:p>
+      <w:r>
+        <w:t>References</w:t>
       </w:r>
     </w:p>
     <w:sectPr>
